--- a/00-首页/题组Word/初赛模拟卷（老·I~IX）/真题版式/初赛模拟卷V（非有机·答案与解析版·真题版式）.docx
+++ b/00-首页/题组Word/初赛模拟卷（老·I~IX）/真题版式/初赛模拟卷V（非有机·答案与解析版·真题版式）.docx
@@ -7780,7 +7780,7 @@
       <w:r>
         <w:drawing>
           <wp:inline>
-            <wp:extent cx="3600000" cy="2468316"/>
+            <wp:extent cx="2520000" cy="1727821"/>
             <wp:effectExtent b="0" l="0" r="0" t="0"/>
             <wp:docPr descr="" title="" id="24" name="Picture"/>
             <a:graphic>
@@ -7801,7 +7801,7 @@
                   <pic:spPr bwMode="auto">
                     <a:xfrm>
                       <a:off x="0" y="0"/>
-                      <a:ext cx="3600000" cy="2468316"/>
+                      <a:ext cx="2520000" cy="1727821"/>
                     </a:xfrm>
                     <a:prstGeom prst="rect">
                       <a:avLst/>
@@ -9675,7 +9675,7 @@
       <w:r>
         <w:drawing>
           <wp:inline>
-            <wp:extent cx="3600000" cy="1998773"/>
+            <wp:extent cx="2520000" cy="1399141"/>
             <wp:effectExtent b="0" l="0" r="0" t="0"/>
             <wp:docPr descr="" title="" id="34" name="Picture"/>
             <a:graphic>
@@ -9696,7 +9696,7 @@
                   <pic:spPr bwMode="auto">
                     <a:xfrm>
                       <a:off x="0" y="0"/>
-                      <a:ext cx="3600000" cy="1998773"/>
+                      <a:ext cx="2520000" cy="1399141"/>
                     </a:xfrm>
                     <a:prstGeom prst="rect">
                       <a:avLst/>
@@ -11037,7 +11037,7 @@
       <w:r>
         <w:drawing>
           <wp:inline>
-            <wp:extent cx="3600000" cy="1460869"/>
+            <wp:extent cx="2520000" cy="1022608"/>
             <wp:effectExtent b="0" l="0" r="0" t="0"/>
             <wp:docPr descr="" title="" id="37" name="Picture"/>
             <a:graphic>
@@ -11058,7 +11058,7 @@
                   <pic:spPr bwMode="auto">
                     <a:xfrm>
                       <a:off x="0" y="0"/>
-                      <a:ext cx="3600000" cy="1460869"/>
+                      <a:ext cx="2520000" cy="1022608"/>
                     </a:xfrm>
                     <a:prstGeom prst="rect">
                       <a:avLst/>
@@ -14369,7 +14369,7 @@
       <w:r>
         <w:drawing>
           <wp:inline>
-            <wp:extent cx="3327400" cy="1778000"/>
+            <wp:extent cx="2520000" cy="1346564"/>
             <wp:effectExtent b="0" l="0" r="0" t="0"/>
             <wp:docPr descr="" title="" id="46" name="Picture"/>
             <a:graphic>
@@ -14390,7 +14390,7 @@
                   <pic:spPr bwMode="auto">
                     <a:xfrm>
                       <a:off x="0" y="0"/>
-                      <a:ext cx="3327400" cy="1778000"/>
+                      <a:ext cx="2520000" cy="1346564"/>
                     </a:xfrm>
                     <a:prstGeom prst="rect">
                       <a:avLst/>
@@ -14706,7 +14706,7 @@
       <w:r>
         <w:drawing>
           <wp:inline>
-            <wp:extent cx="2730500" cy="1879600"/>
+            <wp:extent cx="2520000" cy="1734697"/>
             <wp:effectExtent b="0" l="0" r="0" t="0"/>
             <wp:docPr descr="" title="" id="52" name="Picture"/>
             <a:graphic>
@@ -14727,7 +14727,7 @@
                   <pic:spPr bwMode="auto">
                     <a:xfrm>
                       <a:off x="0" y="0"/>
-                      <a:ext cx="2730500" cy="1879600"/>
+                      <a:ext cx="2520000" cy="1734697"/>
                     </a:xfrm>
                     <a:prstGeom prst="rect">
                       <a:avLst/>
@@ -15762,7 +15762,7 @@
       <w:r>
         <w:drawing>
           <wp:inline>
-            <wp:extent cx="3086100" cy="3225800"/>
+            <wp:extent cx="1928692" cy="2015999"/>
             <wp:effectExtent b="0" l="0" r="0" t="0"/>
             <wp:docPr descr="" title="" id="57" name="Picture"/>
             <a:graphic>
@@ -15783,7 +15783,7 @@
                   <pic:spPr bwMode="auto">
                     <a:xfrm>
                       <a:off x="0" y="0"/>
-                      <a:ext cx="3086100" cy="3225800"/>
+                      <a:ext cx="1928692" cy="2015999"/>
                     </a:xfrm>
                     <a:prstGeom prst="rect">
                       <a:avLst/>
@@ -16006,7 +16006,7 @@
       <w:r>
         <w:drawing>
           <wp:inline>
-            <wp:extent cx="2794000" cy="2933700"/>
+            <wp:extent cx="1919999" cy="2015999"/>
             <wp:effectExtent b="0" l="0" r="0" t="0"/>
             <wp:docPr descr="" title="" id="60" name="Picture"/>
             <a:graphic>
@@ -16027,7 +16027,7 @@
                   <pic:spPr bwMode="auto">
                     <a:xfrm>
                       <a:off x="0" y="0"/>
-                      <a:ext cx="2794000" cy="2933700"/>
+                      <a:ext cx="1919999" cy="2015999"/>
                     </a:xfrm>
                     <a:prstGeom prst="rect">
                       <a:avLst/>
@@ -16908,7 +16908,7 @@
       <w:r>
         <w:drawing>
           <wp:inline>
-            <wp:extent cx="3600000" cy="2578270"/>
+            <wp:extent cx="2520000" cy="1804789"/>
             <wp:effectExtent b="0" l="0" r="0" t="0"/>
             <wp:docPr descr="" title="" id="65" name="Picture"/>
             <a:graphic>
@@ -16929,7 +16929,7 @@
                   <pic:spPr bwMode="auto">
                     <a:xfrm>
                       <a:off x="0" y="0"/>
-                      <a:ext cx="3600000" cy="2578270"/>
+                      <a:ext cx="2520000" cy="1804789"/>
                     </a:xfrm>
                     <a:prstGeom prst="rect">
                       <a:avLst/>
@@ -17402,7 +17402,7 @@
       <w:r>
         <w:drawing>
           <wp:inline>
-            <wp:extent cx="3600000" cy="2438461"/>
+            <wp:extent cx="2520000" cy="1706923"/>
             <wp:effectExtent b="0" l="0" r="0" t="0"/>
             <wp:docPr descr="" title="" id="68" name="Picture"/>
             <a:graphic>
@@ -17423,7 +17423,7 @@
                   <pic:spPr bwMode="auto">
                     <a:xfrm>
                       <a:off x="0" y="0"/>
-                      <a:ext cx="3600000" cy="2438461"/>
+                      <a:ext cx="2520000" cy="1706923"/>
                     </a:xfrm>
                     <a:prstGeom prst="rect">
                       <a:avLst/>
@@ -17772,7 +17772,7 @@
       <w:r>
         <w:drawing>
           <wp:inline>
-            <wp:extent cx="3600000" cy="1869230"/>
+            <wp:extent cx="2520000" cy="1308461"/>
             <wp:effectExtent b="0" l="0" r="0" t="0"/>
             <wp:docPr descr="" title="" id="73" name="Picture"/>
             <a:graphic>
@@ -17793,7 +17793,7 @@
                   <pic:spPr bwMode="auto">
                     <a:xfrm>
                       <a:off x="0" y="0"/>
-                      <a:ext cx="3600000" cy="1869230"/>
+                      <a:ext cx="2520000" cy="1308461"/>
                     </a:xfrm>
                     <a:prstGeom prst="rect">
                       <a:avLst/>
@@ -18986,7 +18986,7 @@
       <w:r>
         <w:drawing>
           <wp:inline>
-            <wp:extent cx="3600000" cy="1783976"/>
+            <wp:extent cx="2520000" cy="1248783"/>
             <wp:effectExtent b="0" l="0" r="0" t="0"/>
             <wp:docPr descr="" title="" id="78" name="Picture"/>
             <a:graphic>
@@ -19007,7 +19007,7 @@
                   <pic:spPr bwMode="auto">
                     <a:xfrm>
                       <a:off x="0" y="0"/>
-                      <a:ext cx="3600000" cy="1783976"/>
+                      <a:ext cx="2520000" cy="1248783"/>
                     </a:xfrm>
                     <a:prstGeom prst="rect">
                       <a:avLst/>
@@ -19595,7 +19595,7 @@
       <w:r>
         <w:drawing>
           <wp:inline>
-            <wp:extent cx="3600000" cy="1343778"/>
+            <wp:extent cx="2520000" cy="940645"/>
             <wp:effectExtent b="0" l="0" r="0" t="0"/>
             <wp:docPr descr="" title="" id="81" name="Picture"/>
             <a:graphic>
@@ -19616,7 +19616,7 @@
                   <pic:spPr bwMode="auto">
                     <a:xfrm>
                       <a:off x="0" y="0"/>
-                      <a:ext cx="3600000" cy="1343778"/>
+                      <a:ext cx="2520000" cy="940645"/>
                     </a:xfrm>
                     <a:prstGeom prst="rect">
                       <a:avLst/>
